--- a/08_Arrays/Übungen/UnionExcept/UnionExcep.docx
+++ b/08_Arrays/Übungen/UnionExcept/UnionExcep.docx
@@ -108,64 +108,81 @@
         </w:numPr>
       </w:pPr>
       <w:r>
-        <w:t>Das Ergebnisarray enthält nur die Zahlen aus dem ersten Array die nicht im zweiten Array vorkommen (Expect).</w:t>
+        <w:t>Das Ergebnisarray enthält nur die Zahlen aus dem ersten Array die nicht im zweiten Array vorkommen (</w:t>
+      </w:r>
+      <w:r>
+        <w:t>Except</w:t>
+      </w:r>
+      <w:r>
+        <w:t>).</w:t>
       </w:r>
       <w:r>
         <w:br/>
-      </w:r>
-      <w:r>
-        <w:t>Beispiel: {1,2,3</w:t>
-      </w:r>
-      <w:r>
-        <w:t>,4,5</w:t>
-      </w:r>
-      <w:r>
-        <w:t>} mit {3,4,5</w:t>
-      </w:r>
-      <w:r>
-        <w:t>,6</w:t>
-      </w:r>
-      <w:r>
-        <w:t>} =&gt; {1,2,3}</w:t>
+        <w:t>Beispiel: {1,2,3,4,5} mit {3,4,5,6} =&gt; {1,2,3}</w:t>
       </w:r>
     </w:p>
     <w:p>
       <w:r>
-        <w:t>Zum Testen der Methode implementieren sie folgendes Hauptprogramm.</w:t>
+        <w:t xml:space="preserve">Hinweis: </w:t>
       </w:r>
     </w:p>
     <w:p>
       <w:pPr>
+        <w:pStyle w:val="Listenabsatz"/>
         <w:numPr>
           <w:ilvl w:val="0"/>
-          <w:numId w:val="25"/>
+          <w:numId w:val="20"/>
         </w:numPr>
+      </w:pPr>
+      <w:r>
+        <w:t>Das Ergebnis enthält eine Zahl immer nur einmal (distinct).</w:t>
+      </w:r>
+    </w:p>
+    <w:p>
+      <w:pPr>
+        <w:pStyle w:val="Listenabsatz"/>
+        <w:numPr>
+          <w:ilvl w:val="0"/>
+          <w:numId w:val="20"/>
+        </w:numPr>
+      </w:pPr>
+      <w:r>
+        <w:t>Das Ergebnisarray dar beliebig sortiert sein.</w:t>
+      </w:r>
+    </w:p>
+    <w:p>
+      <w:r>
+        <w:t>Zum Testen der Methode</w:t>
+      </w:r>
+      <w:r>
+        <w:t>n</w:t>
+      </w:r>
+      <w:r>
+        <w:t xml:space="preserve"> implementieren </w:t>
+      </w:r>
+      <w:r>
+        <w:t>S</w:t>
+      </w:r>
+      <w:r>
+        <w:t xml:space="preserve">ie </w:t>
+      </w:r>
+      <w:r>
+        <w:t xml:space="preserve">das </w:t>
+      </w:r>
+      <w:r>
+        <w:t>folgendes Hauptprogramm</w:t>
+      </w:r>
+      <w:r>
+        <w:t xml:space="preserve"> (keine Eingabe, die Arrays sind fix im Programm hinterlegt)</w:t>
+      </w:r>
+      <w:r>
+        <w:t>.</w:t>
+      </w:r>
+    </w:p>
+    <w:p>
+      <w:pPr>
         <w:spacing w:before="100" w:beforeAutospacing="1" w:after="100" w:afterAutospacing="1" w:line="240" w:lineRule="auto"/>
       </w:pPr>
-      <w:r>
-        <w:t xml:space="preserve">Für den Normalfall ruft das Hauptprogramm die Methode </w:t>
-      </w:r>
-      <w:r>
-        <w:rPr>
-          <w:rFonts w:ascii="Courier New" w:hAnsi="Courier New" w:cs="Courier New"/>
-        </w:rPr>
-        <w:t>Intersect</w:t>
-      </w:r>
-      <w:r>
-        <w:t xml:space="preserve"> mit zwei Arrays auf, die unterschiedliche Mengen darstellen (verwenden sie die Beispiel</w:t>
-      </w:r>
-      <w:r>
-        <w:t>e</w:t>
-      </w:r>
-      <w:r>
-        <w:t xml:space="preserve"> auf der Bildschirmausgabe):</w:t>
-      </w:r>
-      <w:r>
-        <w:br/>
-      </w:r>
-      <w:r>
-        <w:br/>
-      </w:r>
       <w:r>
         <w:rPr>
           <w:color w:val="0070C0"/>
@@ -179,24 +196,23 @@
         <w:autoSpaceDN w:val="0"/>
         <w:adjustRightInd w:val="0"/>
         <w:spacing w:after="0"/>
-        <w:ind w:left="360"/>
-        <w:rPr>
-          <w:rFonts w:ascii="Courier New" w:hAnsi="Courier New" w:cs="Courier New"/>
-          <w:noProof/>
-          <w:sz w:val="22"/>
-          <w:lang w:eastAsia="de-AT"/>
-        </w:rPr>
-      </w:pPr>
-      <w:bookmarkStart w:id="1" w:name="OLE_LINK1"/>
-      <w:bookmarkStart w:id="2" w:name="OLE_LINK2"/>
-      <w:r>
-        <w:rPr>
-          <w:rFonts w:ascii="Courier New" w:hAnsi="Courier New" w:cs="Courier New"/>
-          <w:noProof/>
-          <w:sz w:val="22"/>
-          <w:lang w:eastAsia="de-AT"/>
-        </w:rPr>
-        <w:t>Feld A: 1 1 3 5 7 9 1 3</w:t>
+        <w:rPr>
+          <w:rFonts w:ascii="Courier New" w:hAnsi="Courier New" w:cs="Courier New"/>
+          <w:noProof/>
+          <w:sz w:val="20"/>
+          <w:szCs w:val="20"/>
+          <w:lang w:val="en-US" w:eastAsia="de-AT"/>
+        </w:rPr>
+      </w:pPr>
+      <w:r>
+        <w:rPr>
+          <w:rFonts w:ascii="Courier New" w:hAnsi="Courier New" w:cs="Courier New"/>
+          <w:noProof/>
+          <w:sz w:val="20"/>
+          <w:szCs w:val="20"/>
+          <w:lang w:val="en-US" w:eastAsia="de-AT"/>
+        </w:rPr>
+        <w:t>Union</w:t>
       </w:r>
     </w:p>
     <w:p>
@@ -205,22 +221,23 @@
         <w:autoSpaceDN w:val="0"/>
         <w:adjustRightInd w:val="0"/>
         <w:spacing w:after="0"/>
-        <w:ind w:left="360"/>
-        <w:rPr>
-          <w:rFonts w:ascii="Courier New" w:hAnsi="Courier New" w:cs="Courier New"/>
-          <w:noProof/>
-          <w:sz w:val="22"/>
-          <w:lang w:eastAsia="de-AT"/>
-        </w:rPr>
-      </w:pPr>
-      <w:r>
-        <w:rPr>
-          <w:rFonts w:ascii="Courier New" w:hAnsi="Courier New" w:cs="Courier New"/>
-          <w:noProof/>
-          <w:sz w:val="22"/>
-          <w:lang w:eastAsia="de-AT"/>
-        </w:rPr>
-        <w:t>Feld B: 0 1 2 3</w:t>
+        <w:rPr>
+          <w:rFonts w:ascii="Courier New" w:hAnsi="Courier New" w:cs="Courier New"/>
+          <w:noProof/>
+          <w:sz w:val="20"/>
+          <w:szCs w:val="20"/>
+          <w:lang w:val="en-US" w:eastAsia="de-AT"/>
+        </w:rPr>
+      </w:pPr>
+      <w:r>
+        <w:rPr>
+          <w:rFonts w:ascii="Courier New" w:hAnsi="Courier New" w:cs="Courier New"/>
+          <w:noProof/>
+          <w:sz w:val="20"/>
+          <w:szCs w:val="20"/>
+          <w:lang w:val="en-US" w:eastAsia="de-AT"/>
+        </w:rPr>
+        <w:t>===========</w:t>
       </w:r>
     </w:p>
     <w:p>
@@ -229,22 +246,23 @@
         <w:autoSpaceDN w:val="0"/>
         <w:adjustRightInd w:val="0"/>
         <w:spacing w:after="0"/>
-        <w:ind w:left="360"/>
-        <w:rPr>
-          <w:rFonts w:ascii="Courier New" w:hAnsi="Courier New" w:cs="Courier New"/>
-          <w:noProof/>
-          <w:sz w:val="22"/>
-          <w:lang w:eastAsia="de-AT"/>
-        </w:rPr>
-      </w:pPr>
-      <w:r>
-        <w:rPr>
-          <w:rFonts w:ascii="Courier New" w:hAnsi="Courier New" w:cs="Courier New"/>
-          <w:noProof/>
-          <w:sz w:val="22"/>
-          <w:lang w:eastAsia="de-AT"/>
-        </w:rPr>
-        <w:t>Ergebnis enthält 2 Ziffern</w:t>
+        <w:rPr>
+          <w:rFonts w:ascii="Courier New" w:hAnsi="Courier New" w:cs="Courier New"/>
+          <w:noProof/>
+          <w:sz w:val="20"/>
+          <w:szCs w:val="20"/>
+          <w:lang w:val="en-US" w:eastAsia="de-AT"/>
+        </w:rPr>
+      </w:pPr>
+      <w:r>
+        <w:rPr>
+          <w:rFonts w:ascii="Courier New" w:hAnsi="Courier New" w:cs="Courier New"/>
+          <w:noProof/>
+          <w:sz w:val="20"/>
+          <w:szCs w:val="20"/>
+          <w:lang w:val="en-US" w:eastAsia="de-AT"/>
+        </w:rPr>
+        <w:t>Normalfall</w:t>
       </w:r>
     </w:p>
     <w:p>
@@ -253,48 +271,23 @@
         <w:autoSpaceDN w:val="0"/>
         <w:adjustRightInd w:val="0"/>
         <w:spacing w:after="0"/>
-        <w:ind w:left="360"/>
-        <w:rPr>
-          <w:rFonts w:ascii="Courier New" w:hAnsi="Courier New" w:cs="Courier New"/>
-          <w:noProof/>
-          <w:sz w:val="22"/>
-          <w:lang w:eastAsia="de-AT"/>
-        </w:rPr>
-      </w:pPr>
-      <w:r>
-        <w:rPr>
-          <w:rFonts w:ascii="Courier New" w:hAnsi="Courier New" w:cs="Courier New"/>
-          <w:noProof/>
-          <w:sz w:val="22"/>
-          <w:lang w:eastAsia="de-AT"/>
-        </w:rPr>
-        <w:t>Ziffern in Feld A und Feld B: 1 3</w:t>
-      </w:r>
-    </w:p>
-    <w:bookmarkEnd w:id="1"/>
-    <w:bookmarkEnd w:id="2"/>
-    <w:p>
-      <w:pPr>
-        <w:numPr>
-          <w:ilvl w:val="0"/>
-          <w:numId w:val="25"/>
-        </w:numPr>
-        <w:spacing w:before="100" w:beforeAutospacing="1" w:after="100" w:afterAutospacing="1" w:line="240" w:lineRule="auto"/>
-      </w:pPr>
-      <w:r>
-        <w:t>Alle Ziffern gemeinsam</w:t>
-      </w:r>
-      <w:r>
-        <w:br/>
-      </w:r>
-      <w:r>
-        <w:br/>
-      </w:r>
-      <w:r>
-        <w:rPr>
-          <w:color w:val="0070C0"/>
-        </w:rPr>
-        <w:t>Bildschirmausgabe:</w:t>
+        <w:rPr>
+          <w:rFonts w:ascii="Courier New" w:hAnsi="Courier New" w:cs="Courier New"/>
+          <w:noProof/>
+          <w:sz w:val="20"/>
+          <w:szCs w:val="20"/>
+          <w:lang w:val="en-US" w:eastAsia="de-AT"/>
+        </w:rPr>
+      </w:pPr>
+      <w:r>
+        <w:rPr>
+          <w:rFonts w:ascii="Courier New" w:hAnsi="Courier New" w:cs="Courier New"/>
+          <w:noProof/>
+          <w:sz w:val="20"/>
+          <w:szCs w:val="20"/>
+          <w:lang w:val="en-US" w:eastAsia="de-AT"/>
+        </w:rPr>
+        <w:t>Feld A: 1 1 3 5 7 9 1 3</w:t>
       </w:r>
     </w:p>
     <w:p>
@@ -303,22 +296,23 @@
         <w:autoSpaceDN w:val="0"/>
         <w:adjustRightInd w:val="0"/>
         <w:spacing w:after="0"/>
-        <w:ind w:left="360"/>
-        <w:rPr>
-          <w:rFonts w:ascii="Courier New" w:hAnsi="Courier New" w:cs="Courier New"/>
-          <w:noProof/>
-          <w:sz w:val="22"/>
-          <w:lang w:eastAsia="de-AT"/>
-        </w:rPr>
-      </w:pPr>
-      <w:r>
-        <w:rPr>
-          <w:rFonts w:ascii="Courier New" w:hAnsi="Courier New" w:cs="Courier New"/>
-          <w:noProof/>
-          <w:sz w:val="22"/>
-          <w:lang w:eastAsia="de-AT"/>
-        </w:rPr>
-        <w:t>Feld A: 1 1 3 5</w:t>
+        <w:rPr>
+          <w:rFonts w:ascii="Courier New" w:hAnsi="Courier New" w:cs="Courier New"/>
+          <w:noProof/>
+          <w:sz w:val="20"/>
+          <w:szCs w:val="20"/>
+          <w:lang w:val="en-US" w:eastAsia="de-AT"/>
+        </w:rPr>
+      </w:pPr>
+      <w:r>
+        <w:rPr>
+          <w:rFonts w:ascii="Courier New" w:hAnsi="Courier New" w:cs="Courier New"/>
+          <w:noProof/>
+          <w:sz w:val="20"/>
+          <w:szCs w:val="20"/>
+          <w:lang w:val="en-US" w:eastAsia="de-AT"/>
+        </w:rPr>
+        <w:t>Feld B: 0 1 2 3</w:t>
       </w:r>
     </w:p>
     <w:p>
@@ -327,22 +321,23 @@
         <w:autoSpaceDN w:val="0"/>
         <w:adjustRightInd w:val="0"/>
         <w:spacing w:after="0"/>
-        <w:ind w:left="360"/>
-        <w:rPr>
-          <w:rFonts w:ascii="Courier New" w:hAnsi="Courier New" w:cs="Courier New"/>
-          <w:noProof/>
-          <w:sz w:val="22"/>
-          <w:lang w:eastAsia="de-AT"/>
-        </w:rPr>
-      </w:pPr>
-      <w:r>
-        <w:rPr>
-          <w:rFonts w:ascii="Courier New" w:hAnsi="Courier New" w:cs="Courier New"/>
-          <w:noProof/>
-          <w:sz w:val="22"/>
-          <w:lang w:eastAsia="de-AT"/>
-        </w:rPr>
-        <w:t>Feld B: 1 3 3 5</w:t>
+        <w:rPr>
+          <w:rFonts w:ascii="Courier New" w:hAnsi="Courier New" w:cs="Courier New"/>
+          <w:noProof/>
+          <w:sz w:val="20"/>
+          <w:szCs w:val="20"/>
+          <w:lang w:eastAsia="de-AT"/>
+        </w:rPr>
+      </w:pPr>
+      <w:r>
+        <w:rPr>
+          <w:rFonts w:ascii="Courier New" w:hAnsi="Courier New" w:cs="Courier New"/>
+          <w:noProof/>
+          <w:sz w:val="20"/>
+          <w:szCs w:val="20"/>
+          <w:lang w:eastAsia="de-AT"/>
+        </w:rPr>
+        <w:t>Ziffern in Feld A und Feld B: 1 3 5 7 9 0 2</w:t>
       </w:r>
     </w:p>
     <w:p>
@@ -351,22 +346,23 @@
         <w:autoSpaceDN w:val="0"/>
         <w:adjustRightInd w:val="0"/>
         <w:spacing w:after="0"/>
-        <w:ind w:left="360"/>
-        <w:rPr>
-          <w:rFonts w:ascii="Courier New" w:hAnsi="Courier New" w:cs="Courier New"/>
-          <w:noProof/>
-          <w:sz w:val="22"/>
-          <w:lang w:eastAsia="de-AT"/>
-        </w:rPr>
-      </w:pPr>
-      <w:r>
-        <w:rPr>
-          <w:rFonts w:ascii="Courier New" w:hAnsi="Courier New" w:cs="Courier New"/>
-          <w:noProof/>
-          <w:sz w:val="22"/>
-          <w:lang w:eastAsia="de-AT"/>
-        </w:rPr>
-        <w:t>Ergebnis enthält 3 Ziffern</w:t>
+        <w:rPr>
+          <w:rFonts w:ascii="Courier New" w:hAnsi="Courier New" w:cs="Courier New"/>
+          <w:noProof/>
+          <w:sz w:val="20"/>
+          <w:szCs w:val="20"/>
+          <w:lang w:eastAsia="de-AT"/>
+        </w:rPr>
+      </w:pPr>
+      <w:r>
+        <w:rPr>
+          <w:rFonts w:ascii="Courier New" w:hAnsi="Courier New" w:cs="Courier New"/>
+          <w:noProof/>
+          <w:sz w:val="20"/>
+          <w:szCs w:val="20"/>
+          <w:lang w:eastAsia="de-AT"/>
+        </w:rPr>
+        <w:t>===========</w:t>
       </w:r>
     </w:p>
     <w:p>
@@ -375,49 +371,23 @@
         <w:autoSpaceDN w:val="0"/>
         <w:adjustRightInd w:val="0"/>
         <w:spacing w:after="0"/>
-        <w:ind w:left="360"/>
-        <w:rPr>
-          <w:rFonts w:ascii="Courier New" w:hAnsi="Courier New" w:cs="Courier New"/>
-          <w:noProof/>
-          <w:sz w:val="22"/>
-          <w:lang w:eastAsia="de-AT"/>
-        </w:rPr>
-      </w:pPr>
-      <w:r>
-        <w:rPr>
-          <w:rFonts w:ascii="Courier New" w:hAnsi="Courier New" w:cs="Courier New"/>
-          <w:noProof/>
-          <w:sz w:val="22"/>
-          <w:lang w:eastAsia="de-AT"/>
-        </w:rPr>
-        <w:t>Ziffern in Feld A und Feld B: 1 3 5</w:t>
-      </w:r>
-    </w:p>
-    <w:p>
-      <w:pPr>
-        <w:numPr>
-          <w:ilvl w:val="0"/>
-          <w:numId w:val="25"/>
-        </w:numPr>
-        <w:spacing w:before="100" w:beforeAutospacing="1" w:after="100" w:afterAutospacing="1" w:line="240" w:lineRule="auto"/>
-      </w:pPr>
-      <w:r>
-        <w:t>Keine gemeinsamen Ziffern</w:t>
-      </w:r>
-      <w:r>
-        <w:t xml:space="preserve"> (keine Überschneidung)</w:t>
-      </w:r>
-      <w:r>
-        <w:br/>
-      </w:r>
-      <w:r>
-        <w:br/>
-      </w:r>
-      <w:r>
-        <w:rPr>
-          <w:color w:val="0070C0"/>
-        </w:rPr>
-        <w:t>Bildschirmausgabe:</w:t>
+        <w:rPr>
+          <w:rFonts w:ascii="Courier New" w:hAnsi="Courier New" w:cs="Courier New"/>
+          <w:noProof/>
+          <w:sz w:val="20"/>
+          <w:szCs w:val="20"/>
+          <w:lang w:eastAsia="de-AT"/>
+        </w:rPr>
+      </w:pPr>
+      <w:r>
+        <w:rPr>
+          <w:rFonts w:ascii="Courier New" w:hAnsi="Courier New" w:cs="Courier New"/>
+          <w:noProof/>
+          <w:sz w:val="20"/>
+          <w:szCs w:val="20"/>
+          <w:lang w:eastAsia="de-AT"/>
+        </w:rPr>
+        <w:t>Alle gleich</w:t>
       </w:r>
     </w:p>
     <w:p>
@@ -426,22 +396,23 @@
         <w:autoSpaceDN w:val="0"/>
         <w:adjustRightInd w:val="0"/>
         <w:spacing w:after="0"/>
-        <w:ind w:left="360"/>
-        <w:rPr>
-          <w:rFonts w:ascii="Courier New" w:hAnsi="Courier New" w:cs="Courier New"/>
-          <w:noProof/>
-          <w:sz w:val="22"/>
-          <w:lang w:eastAsia="de-AT"/>
-        </w:rPr>
-      </w:pPr>
-      <w:r>
-        <w:rPr>
-          <w:rFonts w:ascii="Courier New" w:hAnsi="Courier New" w:cs="Courier New"/>
-          <w:noProof/>
-          <w:sz w:val="22"/>
-          <w:lang w:eastAsia="de-AT"/>
-        </w:rPr>
-        <w:t>Feld A: 1 3 5 7 9</w:t>
+        <w:rPr>
+          <w:rFonts w:ascii="Courier New" w:hAnsi="Courier New" w:cs="Courier New"/>
+          <w:noProof/>
+          <w:sz w:val="20"/>
+          <w:szCs w:val="20"/>
+          <w:lang w:eastAsia="de-AT"/>
+        </w:rPr>
+      </w:pPr>
+      <w:r>
+        <w:rPr>
+          <w:rFonts w:ascii="Courier New" w:hAnsi="Courier New" w:cs="Courier New"/>
+          <w:noProof/>
+          <w:sz w:val="20"/>
+          <w:szCs w:val="20"/>
+          <w:lang w:eastAsia="de-AT"/>
+        </w:rPr>
+        <w:t>Feld A: 1 1 3 5</w:t>
       </w:r>
     </w:p>
     <w:p>
@@ -450,22 +421,23 @@
         <w:autoSpaceDN w:val="0"/>
         <w:adjustRightInd w:val="0"/>
         <w:spacing w:after="0"/>
-        <w:ind w:left="360"/>
-        <w:rPr>
-          <w:rFonts w:ascii="Courier New" w:hAnsi="Courier New" w:cs="Courier New"/>
-          <w:noProof/>
-          <w:sz w:val="22"/>
-          <w:lang w:eastAsia="de-AT"/>
-        </w:rPr>
-      </w:pPr>
-      <w:r>
-        <w:rPr>
-          <w:rFonts w:ascii="Courier New" w:hAnsi="Courier New" w:cs="Courier New"/>
-          <w:noProof/>
-          <w:sz w:val="22"/>
-          <w:lang w:eastAsia="de-AT"/>
-        </w:rPr>
-        <w:t>Feld B: 0 2 4 6 8</w:t>
+        <w:rPr>
+          <w:rFonts w:ascii="Courier New" w:hAnsi="Courier New" w:cs="Courier New"/>
+          <w:noProof/>
+          <w:sz w:val="20"/>
+          <w:szCs w:val="20"/>
+          <w:lang w:eastAsia="de-AT"/>
+        </w:rPr>
+      </w:pPr>
+      <w:r>
+        <w:rPr>
+          <w:rFonts w:ascii="Courier New" w:hAnsi="Courier New" w:cs="Courier New"/>
+          <w:noProof/>
+          <w:sz w:val="20"/>
+          <w:szCs w:val="20"/>
+          <w:lang w:eastAsia="de-AT"/>
+        </w:rPr>
+        <w:t>Feld B: 1 3 3 5</w:t>
       </w:r>
     </w:p>
     <w:p>
@@ -474,22 +446,23 @@
         <w:autoSpaceDN w:val="0"/>
         <w:adjustRightInd w:val="0"/>
         <w:spacing w:after="0"/>
-        <w:ind w:left="360"/>
-        <w:rPr>
-          <w:rFonts w:ascii="Courier New" w:hAnsi="Courier New" w:cs="Courier New"/>
-          <w:noProof/>
-          <w:sz w:val="22"/>
-          <w:lang w:eastAsia="de-AT"/>
-        </w:rPr>
-      </w:pPr>
-      <w:r>
-        <w:rPr>
-          <w:rFonts w:ascii="Courier New" w:hAnsi="Courier New" w:cs="Courier New"/>
-          <w:noProof/>
-          <w:sz w:val="22"/>
-          <w:lang w:eastAsia="de-AT"/>
-        </w:rPr>
-        <w:t>Ergebnis enthält 0 Ziffern</w:t>
+        <w:rPr>
+          <w:rFonts w:ascii="Courier New" w:hAnsi="Courier New" w:cs="Courier New"/>
+          <w:noProof/>
+          <w:sz w:val="20"/>
+          <w:szCs w:val="20"/>
+          <w:lang w:eastAsia="de-AT"/>
+        </w:rPr>
+      </w:pPr>
+      <w:r>
+        <w:rPr>
+          <w:rFonts w:ascii="Courier New" w:hAnsi="Courier New" w:cs="Courier New"/>
+          <w:noProof/>
+          <w:sz w:val="20"/>
+          <w:szCs w:val="20"/>
+          <w:lang w:eastAsia="de-AT"/>
+        </w:rPr>
+        <w:t>Ziffern in Feld A und Feld B: 1 3 5</w:t>
       </w:r>
     </w:p>
     <w:p>
@@ -498,43 +471,627 @@
         <w:autoSpaceDN w:val="0"/>
         <w:adjustRightInd w:val="0"/>
         <w:spacing w:after="0"/>
-        <w:ind w:left="360"/>
-        <w:rPr>
-          <w:rFonts w:ascii="Courier New" w:hAnsi="Courier New" w:cs="Courier New"/>
-          <w:noProof/>
-          <w:sz w:val="22"/>
-          <w:lang w:eastAsia="de-AT"/>
-        </w:rPr>
-      </w:pPr>
-      <w:r>
-        <w:rPr>
-          <w:rFonts w:ascii="Courier New" w:hAnsi="Courier New" w:cs="Courier New"/>
-          <w:noProof/>
-          <w:sz w:val="22"/>
-          <w:lang w:eastAsia="de-AT"/>
-        </w:rPr>
-        <w:t>Ziffern in Feld A und Feld B:</w:t>
+        <w:rPr>
+          <w:rFonts w:ascii="Courier New" w:hAnsi="Courier New" w:cs="Courier New"/>
+          <w:noProof/>
+          <w:sz w:val="20"/>
+          <w:szCs w:val="20"/>
+          <w:lang w:eastAsia="de-AT"/>
+        </w:rPr>
+      </w:pPr>
+      <w:r>
+        <w:rPr>
+          <w:rFonts w:ascii="Courier New" w:hAnsi="Courier New" w:cs="Courier New"/>
+          <w:noProof/>
+          <w:sz w:val="20"/>
+          <w:szCs w:val="20"/>
+          <w:lang w:eastAsia="de-AT"/>
+        </w:rPr>
+        <w:t>===========</w:t>
       </w:r>
     </w:p>
     <w:p>
-      <w:r>
+      <w:pPr>
+        <w:autoSpaceDE w:val="0"/>
+        <w:autoSpaceDN w:val="0"/>
+        <w:adjustRightInd w:val="0"/>
+        <w:spacing w:after="0"/>
+        <w:rPr>
+          <w:rFonts w:ascii="Courier New" w:hAnsi="Courier New" w:cs="Courier New"/>
+          <w:noProof/>
+          <w:sz w:val="20"/>
+          <w:szCs w:val="20"/>
+          <w:lang w:eastAsia="de-AT"/>
+        </w:rPr>
+      </w:pPr>
+      <w:r>
+        <w:rPr>
+          <w:rFonts w:ascii="Courier New" w:hAnsi="Courier New" w:cs="Courier New"/>
+          <w:noProof/>
+          <w:sz w:val="20"/>
+          <w:szCs w:val="20"/>
+          <w:lang w:eastAsia="de-AT"/>
+        </w:rPr>
+        <w:t>Keine Überschneidung</w:t>
+      </w:r>
+    </w:p>
+    <w:p>
+      <w:pPr>
+        <w:autoSpaceDE w:val="0"/>
+        <w:autoSpaceDN w:val="0"/>
+        <w:adjustRightInd w:val="0"/>
+        <w:spacing w:after="0"/>
+        <w:rPr>
+          <w:rFonts w:ascii="Courier New" w:hAnsi="Courier New" w:cs="Courier New"/>
+          <w:noProof/>
+          <w:sz w:val="20"/>
+          <w:szCs w:val="20"/>
+          <w:lang w:eastAsia="de-AT"/>
+        </w:rPr>
+      </w:pPr>
+      <w:r>
+        <w:rPr>
+          <w:rFonts w:ascii="Courier New" w:hAnsi="Courier New" w:cs="Courier New"/>
+          <w:noProof/>
+          <w:sz w:val="20"/>
+          <w:szCs w:val="20"/>
+          <w:lang w:eastAsia="de-AT"/>
+        </w:rPr>
+        <w:t>Feld A: 1 3 5 7 9</w:t>
+      </w:r>
+    </w:p>
+    <w:p>
+      <w:pPr>
+        <w:autoSpaceDE w:val="0"/>
+        <w:autoSpaceDN w:val="0"/>
+        <w:adjustRightInd w:val="0"/>
+        <w:spacing w:after="0"/>
+        <w:rPr>
+          <w:rFonts w:ascii="Courier New" w:hAnsi="Courier New" w:cs="Courier New"/>
+          <w:noProof/>
+          <w:sz w:val="20"/>
+          <w:szCs w:val="20"/>
+          <w:lang w:eastAsia="de-AT"/>
+        </w:rPr>
+      </w:pPr>
+      <w:r>
+        <w:rPr>
+          <w:rFonts w:ascii="Courier New" w:hAnsi="Courier New" w:cs="Courier New"/>
+          <w:noProof/>
+          <w:sz w:val="20"/>
+          <w:szCs w:val="20"/>
+          <w:lang w:eastAsia="de-AT"/>
+        </w:rPr>
+        <w:t>Feld B: 0 2 4 6 8</w:t>
+      </w:r>
+    </w:p>
+    <w:p>
+      <w:pPr>
+        <w:autoSpaceDE w:val="0"/>
+        <w:autoSpaceDN w:val="0"/>
+        <w:adjustRightInd w:val="0"/>
+        <w:spacing w:after="0"/>
+        <w:rPr>
+          <w:rFonts w:ascii="Courier New" w:hAnsi="Courier New" w:cs="Courier New"/>
+          <w:noProof/>
+          <w:sz w:val="20"/>
+          <w:szCs w:val="20"/>
+          <w:lang w:eastAsia="de-AT"/>
+        </w:rPr>
+      </w:pPr>
+      <w:r>
+        <w:rPr>
+          <w:rFonts w:ascii="Courier New" w:hAnsi="Courier New" w:cs="Courier New"/>
+          <w:noProof/>
+          <w:sz w:val="20"/>
+          <w:szCs w:val="20"/>
+          <w:lang w:eastAsia="de-AT"/>
+        </w:rPr>
+        <w:t>Ziffern in Feld A und Feld B: 1 3 5 7 9 0 2 4 6 8</w:t>
+      </w:r>
+    </w:p>
+    <w:p>
+      <w:pPr>
+        <w:autoSpaceDE w:val="0"/>
+        <w:autoSpaceDN w:val="0"/>
+        <w:adjustRightInd w:val="0"/>
+        <w:spacing w:after="0"/>
+        <w:rPr>
+          <w:rFonts w:ascii="Courier New" w:hAnsi="Courier New" w:cs="Courier New"/>
+          <w:noProof/>
+          <w:sz w:val="20"/>
+          <w:szCs w:val="20"/>
+          <w:lang w:eastAsia="de-AT"/>
+        </w:rPr>
+      </w:pPr>
+      <w:r>
+        <w:rPr>
+          <w:rFonts w:ascii="Courier New" w:hAnsi="Courier New" w:cs="Courier New"/>
+          <w:noProof/>
+          <w:sz w:val="20"/>
+          <w:szCs w:val="20"/>
+          <w:lang w:eastAsia="de-AT"/>
+        </w:rPr>
+        <w:t>===========</w:t>
+      </w:r>
+    </w:p>
+    <w:p>
+      <w:pPr>
+        <w:autoSpaceDE w:val="0"/>
+        <w:autoSpaceDN w:val="0"/>
+        <w:adjustRightInd w:val="0"/>
+        <w:spacing w:after="0"/>
+        <w:rPr>
+          <w:rFonts w:ascii="Courier New" w:hAnsi="Courier New" w:cs="Courier New"/>
+          <w:noProof/>
+          <w:sz w:val="20"/>
+          <w:szCs w:val="20"/>
+          <w:lang w:eastAsia="de-AT"/>
+        </w:rPr>
+      </w:pPr>
+      <w:r>
+        <w:rPr>
+          <w:rFonts w:ascii="Courier New" w:hAnsi="Courier New" w:cs="Courier New"/>
+          <w:noProof/>
+          <w:sz w:val="20"/>
+          <w:szCs w:val="20"/>
+          <w:lang w:eastAsia="de-AT"/>
+        </w:rPr>
+        <w:t>Except</w:t>
+      </w:r>
+    </w:p>
+    <w:p>
+      <w:pPr>
+        <w:autoSpaceDE w:val="0"/>
+        <w:autoSpaceDN w:val="0"/>
+        <w:adjustRightInd w:val="0"/>
+        <w:spacing w:after="0"/>
+        <w:rPr>
+          <w:rFonts w:ascii="Courier New" w:hAnsi="Courier New" w:cs="Courier New"/>
+          <w:noProof/>
+          <w:sz w:val="20"/>
+          <w:szCs w:val="20"/>
+          <w:lang w:eastAsia="de-AT"/>
+        </w:rPr>
+      </w:pPr>
+      <w:r>
+        <w:rPr>
+          <w:rFonts w:ascii="Courier New" w:hAnsi="Courier New" w:cs="Courier New"/>
+          <w:noProof/>
+          <w:sz w:val="20"/>
+          <w:szCs w:val="20"/>
+          <w:lang w:eastAsia="de-AT"/>
+        </w:rPr>
+        <w:t>===========</w:t>
+      </w:r>
+    </w:p>
+    <w:p>
+      <w:pPr>
+        <w:autoSpaceDE w:val="0"/>
+        <w:autoSpaceDN w:val="0"/>
+        <w:adjustRightInd w:val="0"/>
+        <w:spacing w:after="0"/>
+        <w:rPr>
+          <w:rFonts w:ascii="Courier New" w:hAnsi="Courier New" w:cs="Courier New"/>
+          <w:noProof/>
+          <w:sz w:val="20"/>
+          <w:szCs w:val="20"/>
+          <w:lang w:eastAsia="de-AT"/>
+        </w:rPr>
+      </w:pPr>
+      <w:r>
+        <w:rPr>
+          <w:rFonts w:ascii="Courier New" w:hAnsi="Courier New" w:cs="Courier New"/>
+          <w:noProof/>
+          <w:sz w:val="20"/>
+          <w:szCs w:val="20"/>
+          <w:lang w:eastAsia="de-AT"/>
+        </w:rPr>
+        <w:t>Normalfall</w:t>
+      </w:r>
+    </w:p>
+    <w:p>
+      <w:pPr>
+        <w:autoSpaceDE w:val="0"/>
+        <w:autoSpaceDN w:val="0"/>
+        <w:adjustRightInd w:val="0"/>
+        <w:spacing w:after="0"/>
+        <w:rPr>
+          <w:rFonts w:ascii="Courier New" w:hAnsi="Courier New" w:cs="Courier New"/>
+          <w:noProof/>
+          <w:sz w:val="20"/>
+          <w:szCs w:val="20"/>
+          <w:lang w:eastAsia="de-AT"/>
+        </w:rPr>
+      </w:pPr>
+      <w:r>
+        <w:rPr>
+          <w:rFonts w:ascii="Courier New" w:hAnsi="Courier New" w:cs="Courier New"/>
+          <w:noProof/>
+          <w:sz w:val="20"/>
+          <w:szCs w:val="20"/>
+          <w:lang w:eastAsia="de-AT"/>
+        </w:rPr>
+        <w:t>Feld A: 1 1 3 5 7 9 1 3</w:t>
+      </w:r>
+    </w:p>
+    <w:p>
+      <w:pPr>
+        <w:autoSpaceDE w:val="0"/>
+        <w:autoSpaceDN w:val="0"/>
+        <w:adjustRightInd w:val="0"/>
+        <w:spacing w:after="0"/>
+        <w:rPr>
+          <w:rFonts w:ascii="Courier New" w:hAnsi="Courier New" w:cs="Courier New"/>
+          <w:noProof/>
+          <w:sz w:val="20"/>
+          <w:szCs w:val="20"/>
+          <w:lang w:eastAsia="de-AT"/>
+        </w:rPr>
+      </w:pPr>
+      <w:r>
+        <w:rPr>
+          <w:rFonts w:ascii="Courier New" w:hAnsi="Courier New" w:cs="Courier New"/>
+          <w:noProof/>
+          <w:sz w:val="20"/>
+          <w:szCs w:val="20"/>
+          <w:lang w:eastAsia="de-AT"/>
+        </w:rPr>
+        <w:t>Feld B: 0 1 2 3</w:t>
+      </w:r>
+    </w:p>
+    <w:p>
+      <w:pPr>
+        <w:autoSpaceDE w:val="0"/>
+        <w:autoSpaceDN w:val="0"/>
+        <w:adjustRightInd w:val="0"/>
+        <w:spacing w:after="0"/>
+        <w:rPr>
+          <w:rFonts w:ascii="Courier New" w:hAnsi="Courier New" w:cs="Courier New"/>
+          <w:noProof/>
+          <w:sz w:val="20"/>
+          <w:szCs w:val="20"/>
+          <w:lang w:eastAsia="de-AT"/>
+        </w:rPr>
+      </w:pPr>
+      <w:r>
+        <w:rPr>
+          <w:rFonts w:ascii="Courier New" w:hAnsi="Courier New" w:cs="Courier New"/>
+          <w:noProof/>
+          <w:sz w:val="20"/>
+          <w:szCs w:val="20"/>
+          <w:lang w:eastAsia="de-AT"/>
+        </w:rPr>
+        <w:t>Ziffern in Feld A und Feld B: 5 7 9</w:t>
+      </w:r>
+    </w:p>
+    <w:p>
+      <w:pPr>
+        <w:autoSpaceDE w:val="0"/>
+        <w:autoSpaceDN w:val="0"/>
+        <w:adjustRightInd w:val="0"/>
+        <w:spacing w:after="0"/>
+        <w:rPr>
+          <w:rFonts w:ascii="Courier New" w:hAnsi="Courier New" w:cs="Courier New"/>
+          <w:noProof/>
+          <w:sz w:val="20"/>
+          <w:szCs w:val="20"/>
+          <w:lang w:eastAsia="de-AT"/>
+        </w:rPr>
+      </w:pPr>
+      <w:r>
+        <w:rPr>
+          <w:rFonts w:ascii="Courier New" w:hAnsi="Courier New" w:cs="Courier New"/>
+          <w:noProof/>
+          <w:sz w:val="20"/>
+          <w:szCs w:val="20"/>
+          <w:lang w:eastAsia="de-AT"/>
+        </w:rPr>
         <w:lastRenderedPageBreak/>
+        <w:t>===========</w:t>
+      </w:r>
+    </w:p>
+    <w:p>
+      <w:pPr>
+        <w:autoSpaceDE w:val="0"/>
+        <w:autoSpaceDN w:val="0"/>
+        <w:adjustRightInd w:val="0"/>
+        <w:spacing w:after="0"/>
+        <w:rPr>
+          <w:rFonts w:ascii="Courier New" w:hAnsi="Courier New" w:cs="Courier New"/>
+          <w:noProof/>
+          <w:sz w:val="20"/>
+          <w:szCs w:val="20"/>
+          <w:lang w:eastAsia="de-AT"/>
+        </w:rPr>
+      </w:pPr>
+      <w:r>
+        <w:rPr>
+          <w:rFonts w:ascii="Courier New" w:hAnsi="Courier New" w:cs="Courier New"/>
+          <w:noProof/>
+          <w:sz w:val="20"/>
+          <w:szCs w:val="20"/>
+          <w:lang w:eastAsia="de-AT"/>
+        </w:rPr>
+        <w:t>Alle gleich</w:t>
+      </w:r>
+    </w:p>
+    <w:p>
+      <w:pPr>
+        <w:autoSpaceDE w:val="0"/>
+        <w:autoSpaceDN w:val="0"/>
+        <w:adjustRightInd w:val="0"/>
+        <w:spacing w:after="0"/>
+        <w:rPr>
+          <w:rFonts w:ascii="Courier New" w:hAnsi="Courier New" w:cs="Courier New"/>
+          <w:noProof/>
+          <w:sz w:val="20"/>
+          <w:szCs w:val="20"/>
+          <w:lang w:eastAsia="de-AT"/>
+        </w:rPr>
+      </w:pPr>
+      <w:r>
+        <w:rPr>
+          <w:rFonts w:ascii="Courier New" w:hAnsi="Courier New" w:cs="Courier New"/>
+          <w:noProof/>
+          <w:sz w:val="20"/>
+          <w:szCs w:val="20"/>
+          <w:lang w:eastAsia="de-AT"/>
+        </w:rPr>
+        <w:t>Feld A: 1 1 3 5</w:t>
+      </w:r>
+    </w:p>
+    <w:p>
+      <w:pPr>
+        <w:autoSpaceDE w:val="0"/>
+        <w:autoSpaceDN w:val="0"/>
+        <w:adjustRightInd w:val="0"/>
+        <w:spacing w:after="0"/>
+        <w:rPr>
+          <w:rFonts w:ascii="Courier New" w:hAnsi="Courier New" w:cs="Courier New"/>
+          <w:noProof/>
+          <w:sz w:val="20"/>
+          <w:szCs w:val="20"/>
+          <w:lang w:eastAsia="de-AT"/>
+        </w:rPr>
+      </w:pPr>
+      <w:r>
+        <w:rPr>
+          <w:rFonts w:ascii="Courier New" w:hAnsi="Courier New" w:cs="Courier New"/>
+          <w:noProof/>
+          <w:sz w:val="20"/>
+          <w:szCs w:val="20"/>
+          <w:lang w:eastAsia="de-AT"/>
+        </w:rPr>
+        <w:t>Feld B: 1 3 3 5</w:t>
+      </w:r>
+    </w:p>
+    <w:p>
+      <w:pPr>
+        <w:autoSpaceDE w:val="0"/>
+        <w:autoSpaceDN w:val="0"/>
+        <w:adjustRightInd w:val="0"/>
+        <w:spacing w:after="0"/>
+        <w:rPr>
+          <w:rFonts w:ascii="Courier New" w:hAnsi="Courier New" w:cs="Courier New"/>
+          <w:noProof/>
+          <w:sz w:val="20"/>
+          <w:szCs w:val="20"/>
+          <w:lang w:eastAsia="de-AT"/>
+        </w:rPr>
+      </w:pPr>
+      <w:r>
+        <w:rPr>
+          <w:rFonts w:ascii="Courier New" w:hAnsi="Courier New" w:cs="Courier New"/>
+          <w:noProof/>
+          <w:sz w:val="20"/>
+          <w:szCs w:val="20"/>
+          <w:lang w:eastAsia="de-AT"/>
+        </w:rPr>
+        <w:t>Ziffern in Feld A und Feld B:</w:t>
+      </w:r>
+    </w:p>
+    <w:p>
+      <w:pPr>
+        <w:autoSpaceDE w:val="0"/>
+        <w:autoSpaceDN w:val="0"/>
+        <w:adjustRightInd w:val="0"/>
+        <w:spacing w:after="0"/>
+        <w:rPr>
+          <w:rFonts w:ascii="Courier New" w:hAnsi="Courier New" w:cs="Courier New"/>
+          <w:noProof/>
+          <w:sz w:val="20"/>
+          <w:szCs w:val="20"/>
+          <w:lang w:eastAsia="de-AT"/>
+        </w:rPr>
+      </w:pPr>
+      <w:r>
+        <w:rPr>
+          <w:rFonts w:ascii="Courier New" w:hAnsi="Courier New" w:cs="Courier New"/>
+          <w:noProof/>
+          <w:sz w:val="20"/>
+          <w:szCs w:val="20"/>
+          <w:lang w:eastAsia="de-AT"/>
+        </w:rPr>
+        <w:t>===========</w:t>
+      </w:r>
+    </w:p>
+    <w:p>
+      <w:pPr>
+        <w:autoSpaceDE w:val="0"/>
+        <w:autoSpaceDN w:val="0"/>
+        <w:adjustRightInd w:val="0"/>
+        <w:spacing w:after="0"/>
+        <w:rPr>
+          <w:rFonts w:ascii="Courier New" w:hAnsi="Courier New" w:cs="Courier New"/>
+          <w:noProof/>
+          <w:sz w:val="20"/>
+          <w:szCs w:val="20"/>
+          <w:lang w:eastAsia="de-AT"/>
+        </w:rPr>
+      </w:pPr>
+      <w:r>
+        <w:rPr>
+          <w:rFonts w:ascii="Courier New" w:hAnsi="Courier New" w:cs="Courier New"/>
+          <w:noProof/>
+          <w:sz w:val="20"/>
+          <w:szCs w:val="20"/>
+          <w:lang w:eastAsia="de-AT"/>
+        </w:rPr>
+        <w:t>Keine Überschneidung</w:t>
+      </w:r>
+    </w:p>
+    <w:p>
+      <w:pPr>
+        <w:autoSpaceDE w:val="0"/>
+        <w:autoSpaceDN w:val="0"/>
+        <w:adjustRightInd w:val="0"/>
+        <w:spacing w:after="0"/>
+        <w:rPr>
+          <w:rFonts w:ascii="Courier New" w:hAnsi="Courier New" w:cs="Courier New"/>
+          <w:noProof/>
+          <w:sz w:val="20"/>
+          <w:szCs w:val="20"/>
+          <w:lang w:eastAsia="de-AT"/>
+        </w:rPr>
+      </w:pPr>
+      <w:r>
+        <w:rPr>
+          <w:rFonts w:ascii="Courier New" w:hAnsi="Courier New" w:cs="Courier New"/>
+          <w:noProof/>
+          <w:sz w:val="20"/>
+          <w:szCs w:val="20"/>
+          <w:lang w:eastAsia="de-AT"/>
+        </w:rPr>
+        <w:t>Feld A: 1 3 5 7 9</w:t>
+      </w:r>
+    </w:p>
+    <w:p>
+      <w:pPr>
+        <w:autoSpaceDE w:val="0"/>
+        <w:autoSpaceDN w:val="0"/>
+        <w:adjustRightInd w:val="0"/>
+        <w:spacing w:after="0"/>
+        <w:rPr>
+          <w:rFonts w:ascii="Courier New" w:hAnsi="Courier New" w:cs="Courier New"/>
+          <w:noProof/>
+          <w:sz w:val="20"/>
+          <w:szCs w:val="20"/>
+          <w:lang w:eastAsia="de-AT"/>
+        </w:rPr>
+      </w:pPr>
+      <w:r>
+        <w:rPr>
+          <w:rFonts w:ascii="Courier New" w:hAnsi="Courier New" w:cs="Courier New"/>
+          <w:noProof/>
+          <w:sz w:val="20"/>
+          <w:szCs w:val="20"/>
+          <w:lang w:eastAsia="de-AT"/>
+        </w:rPr>
+        <w:t>Feld B: 0 2 4 6 8</w:t>
+      </w:r>
+    </w:p>
+    <w:p>
+      <w:pPr>
+        <w:autoSpaceDE w:val="0"/>
+        <w:autoSpaceDN w:val="0"/>
+        <w:adjustRightInd w:val="0"/>
+        <w:spacing w:after="0"/>
+        <w:rPr>
+          <w:rFonts w:ascii="Courier New" w:hAnsi="Courier New" w:cs="Courier New"/>
+          <w:noProof/>
+          <w:sz w:val="20"/>
+          <w:szCs w:val="20"/>
+          <w:lang w:eastAsia="de-AT"/>
+        </w:rPr>
+      </w:pPr>
+      <w:r>
+        <w:rPr>
+          <w:rFonts w:ascii="Courier New" w:hAnsi="Courier New" w:cs="Courier New"/>
+          <w:noProof/>
+          <w:sz w:val="20"/>
+          <w:szCs w:val="20"/>
+          <w:lang w:eastAsia="de-AT"/>
+        </w:rPr>
+        <w:t>Ziffern in Feld A und Feld B: 1 3 5 7 9</w:t>
+      </w:r>
+    </w:p>
+    <w:p>
+      <w:pPr>
+        <w:autoSpaceDE w:val="0"/>
+        <w:autoSpaceDN w:val="0"/>
+        <w:adjustRightInd w:val="0"/>
+        <w:spacing w:after="0"/>
+        <w:rPr>
+          <w:rFonts w:ascii="Courier New" w:hAnsi="Courier New" w:cs="Courier New"/>
+          <w:noProof/>
+          <w:sz w:val="20"/>
+          <w:szCs w:val="20"/>
+          <w:lang w:eastAsia="de-AT"/>
+        </w:rPr>
+      </w:pPr>
+      <w:r>
+        <w:rPr>
+          <w:rFonts w:ascii="Courier New" w:hAnsi="Courier New" w:cs="Courier New"/>
+          <w:noProof/>
+          <w:sz w:val="20"/>
+          <w:szCs w:val="20"/>
+          <w:lang w:eastAsia="de-AT"/>
+        </w:rPr>
+        <w:t>===========</w:t>
+      </w:r>
+    </w:p>
+    <w:p>
+      <w:r>
         <w:br/>
       </w:r>
       <w:r>
-        <w:t>Die Berechnung der „Intersect“ erfolgt in einer eigenen Methode</w:t>
-      </w:r>
-      <w:r>
-        <w:t xml:space="preserve"> (In der Datei Intersect</w:t>
+        <w:t>Die Berechnung der „</w:t>
+      </w:r>
+      <w:r>
+        <w:t>Union</w:t>
+      </w:r>
+      <w:r>
+        <w:t xml:space="preserve">“ </w:t>
+      </w:r>
+      <w:r>
+        <w:t xml:space="preserve">und „Except“ </w:t>
+      </w:r>
+      <w:r>
+        <w:t xml:space="preserve">erfolgt in </w:t>
+      </w:r>
+      <w:r>
+        <w:t xml:space="preserve">je </w:t>
+      </w:r>
+      <w:r>
+        <w:t>einer eigenen Methode</w:t>
+      </w:r>
+      <w:r>
+        <w:t xml:space="preserve"> (In der Datei </w:t>
+      </w:r>
+      <w:r>
+        <w:t>Set</w:t>
       </w:r>
       <w:r>
         <w:t>T</w:t>
       </w:r>
       <w:r>
-        <w:t>ools.cs mit dem Namen Intersect)</w:t>
-      </w:r>
-      <w:r>
-        <w:t>. Dieser werden zwei Arrays übergeben und als Ergebnis liefert die Methode ebenfalls ein Int Array.</w:t>
+        <w:t>ools.cs)</w:t>
+      </w:r>
+      <w:r>
+        <w:t>. D</w:t>
+      </w:r>
+      <w:r>
+        <w:t>en Methoden</w:t>
+      </w:r>
+      <w:r>
+        <w:t xml:space="preserve"> werden zwei Arrays übergeben und als Ergebnis liefert</w:t>
+      </w:r>
+      <w:r>
+        <w:t>ern</w:t>
+      </w:r>
+      <w:r>
+        <w:t xml:space="preserve"> die Methode ebenfalls ein Int Array.</w:t>
       </w:r>
     </w:p>
     <w:p>
@@ -742,7 +1299,15 @@
               <w:sz w:val="28"/>
               <w:szCs w:val="28"/>
             </w:rPr>
-            <w:t>Union &amp; Expect</w:t>
+            <w:t xml:space="preserve">Union &amp; </w:t>
+          </w:r>
+          <w:r>
+            <w:rPr>
+              <w:rFonts w:ascii="Times New Roman" w:hAnsi="Times New Roman" w:cs="Times New Roman"/>
+              <w:sz w:val="28"/>
+              <w:szCs w:val="28"/>
+            </w:rPr>
+            <w:t>Except</w:t>
           </w:r>
           <w:r>
             <w:rPr>

--- a/08_Arrays/Übungen/UnionExcept/UnionExcep.docx
+++ b/08_Arrays/Übungen/UnionExcept/UnionExcep.docx
@@ -147,7 +147,13 @@
         </w:numPr>
       </w:pPr>
       <w:r>
-        <w:t>Das Ergebnisarray dar beliebig sortiert sein.</w:t>
+        <w:t>Das Ergebnisarray dar</w:t>
+      </w:r>
+      <w:r>
+        <w:t>f</w:t>
+      </w:r>
+      <w:r>
+        <w:t xml:space="preserve"> beliebig sortiert sein.</w:t>
       </w:r>
     </w:p>
     <w:p>
@@ -201,16 +207,16 @@
           <w:noProof/>
           <w:sz w:val="20"/>
           <w:szCs w:val="20"/>
-          <w:lang w:val="en-US" w:eastAsia="de-AT"/>
-        </w:rPr>
-      </w:pPr>
-      <w:r>
-        <w:rPr>
-          <w:rFonts w:ascii="Courier New" w:hAnsi="Courier New" w:cs="Courier New"/>
-          <w:noProof/>
-          <w:sz w:val="20"/>
-          <w:szCs w:val="20"/>
-          <w:lang w:val="en-US" w:eastAsia="de-AT"/>
+          <w:lang w:eastAsia="de-AT"/>
+        </w:rPr>
+      </w:pPr>
+      <w:r>
+        <w:rPr>
+          <w:rFonts w:ascii="Courier New" w:hAnsi="Courier New" w:cs="Courier New"/>
+          <w:noProof/>
+          <w:sz w:val="20"/>
+          <w:szCs w:val="20"/>
+          <w:lang w:eastAsia="de-AT"/>
         </w:rPr>
         <w:t>Union</w:t>
       </w:r>
@@ -226,16 +232,16 @@
           <w:noProof/>
           <w:sz w:val="20"/>
           <w:szCs w:val="20"/>
-          <w:lang w:val="en-US" w:eastAsia="de-AT"/>
-        </w:rPr>
-      </w:pPr>
-      <w:r>
-        <w:rPr>
-          <w:rFonts w:ascii="Courier New" w:hAnsi="Courier New" w:cs="Courier New"/>
-          <w:noProof/>
-          <w:sz w:val="20"/>
-          <w:szCs w:val="20"/>
-          <w:lang w:val="en-US" w:eastAsia="de-AT"/>
+          <w:lang w:eastAsia="de-AT"/>
+        </w:rPr>
+      </w:pPr>
+      <w:r>
+        <w:rPr>
+          <w:rFonts w:ascii="Courier New" w:hAnsi="Courier New" w:cs="Courier New"/>
+          <w:noProof/>
+          <w:sz w:val="20"/>
+          <w:szCs w:val="20"/>
+          <w:lang w:eastAsia="de-AT"/>
         </w:rPr>
         <w:t>===========</w:t>
       </w:r>
@@ -251,16 +257,16 @@
           <w:noProof/>
           <w:sz w:val="20"/>
           <w:szCs w:val="20"/>
-          <w:lang w:val="en-US" w:eastAsia="de-AT"/>
-        </w:rPr>
-      </w:pPr>
-      <w:r>
-        <w:rPr>
-          <w:rFonts w:ascii="Courier New" w:hAnsi="Courier New" w:cs="Courier New"/>
-          <w:noProof/>
-          <w:sz w:val="20"/>
-          <w:szCs w:val="20"/>
-          <w:lang w:val="en-US" w:eastAsia="de-AT"/>
+          <w:lang w:eastAsia="de-AT"/>
+        </w:rPr>
+      </w:pPr>
+      <w:r>
+        <w:rPr>
+          <w:rFonts w:ascii="Courier New" w:hAnsi="Courier New" w:cs="Courier New"/>
+          <w:noProof/>
+          <w:sz w:val="20"/>
+          <w:szCs w:val="20"/>
+          <w:lang w:eastAsia="de-AT"/>
         </w:rPr>
         <w:t>Normalfall</w:t>
       </w:r>
@@ -276,16 +282,16 @@
           <w:noProof/>
           <w:sz w:val="20"/>
           <w:szCs w:val="20"/>
-          <w:lang w:val="en-US" w:eastAsia="de-AT"/>
-        </w:rPr>
-      </w:pPr>
-      <w:r>
-        <w:rPr>
-          <w:rFonts w:ascii="Courier New" w:hAnsi="Courier New" w:cs="Courier New"/>
-          <w:noProof/>
-          <w:sz w:val="20"/>
-          <w:szCs w:val="20"/>
-          <w:lang w:val="en-US" w:eastAsia="de-AT"/>
+          <w:lang w:eastAsia="de-AT"/>
+        </w:rPr>
+      </w:pPr>
+      <w:r>
+        <w:rPr>
+          <w:rFonts w:ascii="Courier New" w:hAnsi="Courier New" w:cs="Courier New"/>
+          <w:noProof/>
+          <w:sz w:val="20"/>
+          <w:szCs w:val="20"/>
+          <w:lang w:eastAsia="de-AT"/>
         </w:rPr>
         <w:t>Feld A: 1 1 3 5 7 9 1 3</w:t>
       </w:r>
@@ -301,16 +307,16 @@
           <w:noProof/>
           <w:sz w:val="20"/>
           <w:szCs w:val="20"/>
-          <w:lang w:val="en-US" w:eastAsia="de-AT"/>
-        </w:rPr>
-      </w:pPr>
-      <w:r>
-        <w:rPr>
-          <w:rFonts w:ascii="Courier New" w:hAnsi="Courier New" w:cs="Courier New"/>
-          <w:noProof/>
-          <w:sz w:val="20"/>
-          <w:szCs w:val="20"/>
-          <w:lang w:val="en-US" w:eastAsia="de-AT"/>
+          <w:lang w:eastAsia="de-AT"/>
+        </w:rPr>
+      </w:pPr>
+      <w:r>
+        <w:rPr>
+          <w:rFonts w:ascii="Courier New" w:hAnsi="Courier New" w:cs="Courier New"/>
+          <w:noProof/>
+          <w:sz w:val="20"/>
+          <w:szCs w:val="20"/>
+          <w:lang w:eastAsia="de-AT"/>
         </w:rPr>
         <w:t>Feld B: 0 1 2 3</w:t>
       </w:r>
@@ -601,16 +607,16 @@
           <w:noProof/>
           <w:sz w:val="20"/>
           <w:szCs w:val="20"/>
-          <w:lang w:eastAsia="de-AT"/>
-        </w:rPr>
-      </w:pPr>
-      <w:r>
-        <w:rPr>
-          <w:rFonts w:ascii="Courier New" w:hAnsi="Courier New" w:cs="Courier New"/>
-          <w:noProof/>
-          <w:sz w:val="20"/>
-          <w:szCs w:val="20"/>
-          <w:lang w:eastAsia="de-AT"/>
+          <w:lang w:val="en-US" w:eastAsia="de-AT"/>
+        </w:rPr>
+      </w:pPr>
+      <w:r>
+        <w:rPr>
+          <w:rFonts w:ascii="Courier New" w:hAnsi="Courier New" w:cs="Courier New"/>
+          <w:noProof/>
+          <w:sz w:val="20"/>
+          <w:szCs w:val="20"/>
+          <w:lang w:val="en-US" w:eastAsia="de-AT"/>
         </w:rPr>
         <w:t>===========</w:t>
       </w:r>
@@ -626,16 +632,16 @@
           <w:noProof/>
           <w:sz w:val="20"/>
           <w:szCs w:val="20"/>
-          <w:lang w:eastAsia="de-AT"/>
-        </w:rPr>
-      </w:pPr>
-      <w:r>
-        <w:rPr>
-          <w:rFonts w:ascii="Courier New" w:hAnsi="Courier New" w:cs="Courier New"/>
-          <w:noProof/>
-          <w:sz w:val="20"/>
-          <w:szCs w:val="20"/>
-          <w:lang w:eastAsia="de-AT"/>
+          <w:lang w:val="en-US" w:eastAsia="de-AT"/>
+        </w:rPr>
+      </w:pPr>
+      <w:r>
+        <w:rPr>
+          <w:rFonts w:ascii="Courier New" w:hAnsi="Courier New" w:cs="Courier New"/>
+          <w:noProof/>
+          <w:sz w:val="20"/>
+          <w:szCs w:val="20"/>
+          <w:lang w:val="en-US" w:eastAsia="de-AT"/>
         </w:rPr>
         <w:t>Except</w:t>
       </w:r>
@@ -651,16 +657,16 @@
           <w:noProof/>
           <w:sz w:val="20"/>
           <w:szCs w:val="20"/>
-          <w:lang w:eastAsia="de-AT"/>
-        </w:rPr>
-      </w:pPr>
-      <w:r>
-        <w:rPr>
-          <w:rFonts w:ascii="Courier New" w:hAnsi="Courier New" w:cs="Courier New"/>
-          <w:noProof/>
-          <w:sz w:val="20"/>
-          <w:szCs w:val="20"/>
-          <w:lang w:eastAsia="de-AT"/>
+          <w:lang w:val="en-US" w:eastAsia="de-AT"/>
+        </w:rPr>
+      </w:pPr>
+      <w:r>
+        <w:rPr>
+          <w:rFonts w:ascii="Courier New" w:hAnsi="Courier New" w:cs="Courier New"/>
+          <w:noProof/>
+          <w:sz w:val="20"/>
+          <w:szCs w:val="20"/>
+          <w:lang w:val="en-US" w:eastAsia="de-AT"/>
         </w:rPr>
         <w:t>===========</w:t>
       </w:r>
@@ -676,16 +682,16 @@
           <w:noProof/>
           <w:sz w:val="20"/>
           <w:szCs w:val="20"/>
-          <w:lang w:eastAsia="de-AT"/>
-        </w:rPr>
-      </w:pPr>
-      <w:r>
-        <w:rPr>
-          <w:rFonts w:ascii="Courier New" w:hAnsi="Courier New" w:cs="Courier New"/>
-          <w:noProof/>
-          <w:sz w:val="20"/>
-          <w:szCs w:val="20"/>
-          <w:lang w:eastAsia="de-AT"/>
+          <w:lang w:val="en-US" w:eastAsia="de-AT"/>
+        </w:rPr>
+      </w:pPr>
+      <w:r>
+        <w:rPr>
+          <w:rFonts w:ascii="Courier New" w:hAnsi="Courier New" w:cs="Courier New"/>
+          <w:noProof/>
+          <w:sz w:val="20"/>
+          <w:szCs w:val="20"/>
+          <w:lang w:val="en-US" w:eastAsia="de-AT"/>
         </w:rPr>
         <w:t>Normalfall</w:t>
       </w:r>
@@ -701,16 +707,16 @@
           <w:noProof/>
           <w:sz w:val="20"/>
           <w:szCs w:val="20"/>
-          <w:lang w:eastAsia="de-AT"/>
-        </w:rPr>
-      </w:pPr>
-      <w:r>
-        <w:rPr>
-          <w:rFonts w:ascii="Courier New" w:hAnsi="Courier New" w:cs="Courier New"/>
-          <w:noProof/>
-          <w:sz w:val="20"/>
-          <w:szCs w:val="20"/>
-          <w:lang w:eastAsia="de-AT"/>
+          <w:lang w:val="en-US" w:eastAsia="de-AT"/>
+        </w:rPr>
+      </w:pPr>
+      <w:r>
+        <w:rPr>
+          <w:rFonts w:ascii="Courier New" w:hAnsi="Courier New" w:cs="Courier New"/>
+          <w:noProof/>
+          <w:sz w:val="20"/>
+          <w:szCs w:val="20"/>
+          <w:lang w:val="en-US" w:eastAsia="de-AT"/>
         </w:rPr>
         <w:t>Feld A: 1 1 3 5 7 9 1 3</w:t>
       </w:r>
@@ -726,16 +732,16 @@
           <w:noProof/>
           <w:sz w:val="20"/>
           <w:szCs w:val="20"/>
-          <w:lang w:eastAsia="de-AT"/>
-        </w:rPr>
-      </w:pPr>
-      <w:r>
-        <w:rPr>
-          <w:rFonts w:ascii="Courier New" w:hAnsi="Courier New" w:cs="Courier New"/>
-          <w:noProof/>
-          <w:sz w:val="20"/>
-          <w:szCs w:val="20"/>
-          <w:lang w:eastAsia="de-AT"/>
+          <w:lang w:val="en-US" w:eastAsia="de-AT"/>
+        </w:rPr>
+      </w:pPr>
+      <w:r>
+        <w:rPr>
+          <w:rFonts w:ascii="Courier New" w:hAnsi="Courier New" w:cs="Courier New"/>
+          <w:noProof/>
+          <w:sz w:val="20"/>
+          <w:szCs w:val="20"/>
+          <w:lang w:val="en-US" w:eastAsia="de-AT"/>
         </w:rPr>
         <w:t>Feld B: 0 1 2 3</w:t>
       </w:r>
@@ -1085,13 +1091,19 @@
         <w:t>en Methoden</w:t>
       </w:r>
       <w:r>
-        <w:t xml:space="preserve"> werden zwei Arrays übergeben und als Ergebnis liefert</w:t>
-      </w:r>
-      <w:r>
-        <w:t>ern</w:t>
-      </w:r>
-      <w:r>
-        <w:t xml:space="preserve"> die Methode ebenfalls ein Int Array.</w:t>
+        <w:t xml:space="preserve"> werden zwei Arrays übergeben und als Ergebnis liefer</w:t>
+      </w:r>
+      <w:r>
+        <w:t>n</w:t>
+      </w:r>
+      <w:r>
+        <w:t xml:space="preserve"> die Methode</w:t>
+      </w:r>
+      <w:r>
+        <w:t>n</w:t>
+      </w:r>
+      <w:r>
+        <w:t xml:space="preserve"> ebenfalls ein Int Array.</w:t>
       </w:r>
     </w:p>
     <w:p>
@@ -1102,7 +1114,19 @@
         <w:rPr>
           <w:rFonts w:ascii="Courier New" w:hAnsi="Courier New" w:cs="Courier New"/>
         </w:rPr>
-        <w:t>Unittests</w:t>
+        <w:t>Unit</w:t>
+      </w:r>
+      <w:r>
+        <w:rPr>
+          <w:rFonts w:ascii="Courier New" w:hAnsi="Courier New" w:cs="Courier New"/>
+        </w:rPr>
+        <w:t>t</w:t>
+      </w:r>
+      <w:r>
+        <w:rPr>
+          <w:rFonts w:ascii="Courier New" w:hAnsi="Courier New" w:cs="Courier New"/>
+        </w:rPr>
+        <w:t>ests</w:t>
       </w:r>
       <w:r>
         <w:t xml:space="preserve"> vorhanden. Implementieren Sie die Methode so, dass </w:t>

--- a/08_Arrays/Übungen/UnionExcept/UnionExcep.docx
+++ b/08_Arrays/Übungen/UnionExcept/UnionExcep.docx
@@ -118,7 +118,13 @@
       </w:r>
       <w:r>
         <w:br/>
-        <w:t>Beispiel: {1,2,3,4,5} mit {3,4,5,6} =&gt; {1,2,3}</w:t>
+        <w:t>Beispiel: {1,2,3,4,5</w:t>
+      </w:r>
+      <w:r>
+        <w:t>,2</w:t>
+      </w:r>
+      <w:r>
+        <w:t>} mit {3,4,5,6} =&gt; {1,2}</w:t>
       </w:r>
     </w:p>
     <w:p>
